--- a/docs/stakeholders.docx
+++ b/docs/stakeholders.docx
@@ -171,7 +171,14 @@
                 <w:rFonts w:ascii="Times New Roman" w:hAnsi="Times New Roman" w:cs="Times New Roman"/>
                 <w:lang w:val="en-US"/>
               </w:rPr>
-              <w:t>Requesting employee</w:t>
+              <w:t>Initiating</w:t>
+            </w:r>
+            <w:r>
+              <w:rPr>
+                <w:rFonts w:ascii="Times New Roman" w:hAnsi="Times New Roman" w:cs="Times New Roman"/>
+                <w:lang w:val="en-US"/>
+              </w:rPr>
+              <w:t xml:space="preserve"> employee</w:t>
             </w:r>
           </w:p>
         </w:tc>
@@ -192,7 +199,28 @@
                 <w:rFonts w:ascii="Times New Roman" w:hAnsi="Times New Roman" w:cs="Times New Roman"/>
                 <w:lang w:val="en-US"/>
               </w:rPr>
-              <w:t>Initiates swap request</w:t>
+              <w:t xml:space="preserve">Initiates </w:t>
+            </w:r>
+            <w:r>
+              <w:rPr>
+                <w:rFonts w:ascii="Times New Roman" w:hAnsi="Times New Roman" w:cs="Times New Roman"/>
+                <w:lang w:val="en-US"/>
+              </w:rPr>
+              <w:t>and submits</w:t>
+            </w:r>
+            <w:r>
+              <w:rPr>
+                <w:rFonts w:ascii="Times New Roman" w:hAnsi="Times New Roman" w:cs="Times New Roman"/>
+                <w:lang w:val="en-US"/>
+              </w:rPr>
+              <w:t xml:space="preserve"> </w:t>
+            </w:r>
+            <w:r>
+              <w:rPr>
+                <w:rFonts w:ascii="Times New Roman" w:hAnsi="Times New Roman" w:cs="Times New Roman"/>
+                <w:lang w:val="en-US"/>
+              </w:rPr>
+              <w:t>the shift-swap request</w:t>
             </w:r>
           </w:p>
         </w:tc>
@@ -213,14 +241,49 @@
                 <w:rFonts w:ascii="Times New Roman" w:hAnsi="Times New Roman" w:cs="Times New Roman"/>
                 <w:lang w:val="en-US"/>
               </w:rPr>
-              <w:t>Submission</w:t>
-            </w:r>
-            <w:r>
-              <w:rPr>
-                <w:rFonts w:ascii="Times New Roman" w:hAnsi="Times New Roman" w:cs="Times New Roman"/>
-                <w:lang w:val="en-US"/>
-              </w:rPr>
-              <w:t>, status, confirmation</w:t>
+              <w:t>S</w:t>
+            </w:r>
+            <w:r>
+              <w:rPr>
+                <w:rFonts w:ascii="Times New Roman" w:hAnsi="Times New Roman" w:cs="Times New Roman"/>
+                <w:lang w:val="en-US"/>
+              </w:rPr>
+              <w:t>hift information, s</w:t>
+            </w:r>
+            <w:r>
+              <w:rPr>
+                <w:rFonts w:ascii="Times New Roman" w:hAnsi="Times New Roman" w:cs="Times New Roman"/>
+                <w:lang w:val="en-US"/>
+              </w:rPr>
+              <w:t>ubmission</w:t>
+            </w:r>
+            <w:r>
+              <w:rPr>
+                <w:rFonts w:ascii="Times New Roman" w:hAnsi="Times New Roman" w:cs="Times New Roman"/>
+                <w:lang w:val="en-US"/>
+              </w:rPr>
+              <w:t xml:space="preserve"> confirmation</w:t>
+            </w:r>
+            <w:r>
+              <w:rPr>
+                <w:rFonts w:ascii="Times New Roman" w:hAnsi="Times New Roman" w:cs="Times New Roman"/>
+                <w:lang w:val="en-US"/>
+              </w:rPr>
+              <w:t xml:space="preserve">, </w:t>
+            </w:r>
+            <w:r>
+              <w:rPr>
+                <w:rFonts w:ascii="Times New Roman" w:hAnsi="Times New Roman" w:cs="Times New Roman"/>
+                <w:lang w:val="en-US"/>
+              </w:rPr>
+              <w:t xml:space="preserve">current request </w:t>
+            </w:r>
+            <w:r>
+              <w:rPr>
+                <w:rFonts w:ascii="Times New Roman" w:hAnsi="Times New Roman" w:cs="Times New Roman"/>
+                <w:lang w:val="en-US"/>
+              </w:rPr>
+              <w:t>status</w:t>
             </w:r>
           </w:p>
         </w:tc>
@@ -246,7 +309,14 @@
                 <w:rFonts w:ascii="Times New Roman" w:hAnsi="Times New Roman" w:cs="Times New Roman"/>
                 <w:lang w:val="en-US"/>
               </w:rPr>
-              <w:t>Swapping employee</w:t>
+              <w:t>Receiving</w:t>
+            </w:r>
+            <w:r>
+              <w:rPr>
+                <w:rFonts w:ascii="Times New Roman" w:hAnsi="Times New Roman" w:cs="Times New Roman"/>
+                <w:lang w:val="en-US"/>
+              </w:rPr>
+              <w:t xml:space="preserve"> employee</w:t>
             </w:r>
           </w:p>
         </w:tc>
@@ -267,7 +337,35 @@
                 <w:rFonts w:ascii="Times New Roman" w:hAnsi="Times New Roman" w:cs="Times New Roman"/>
                 <w:lang w:val="en-US"/>
               </w:rPr>
-              <w:t>Accepts / declines swap</w:t>
+              <w:t xml:space="preserve">Reviews and accepts or </w:t>
+            </w:r>
+            <w:r>
+              <w:rPr>
+                <w:rFonts w:ascii="Times New Roman" w:hAnsi="Times New Roman" w:cs="Times New Roman"/>
+                <w:lang w:val="en-US"/>
+              </w:rPr>
+              <w:t xml:space="preserve">declines </w:t>
+            </w:r>
+            <w:r>
+              <w:rPr>
+                <w:rFonts w:ascii="Times New Roman" w:hAnsi="Times New Roman" w:cs="Times New Roman"/>
+                <w:lang w:val="en-US"/>
+              </w:rPr>
+              <w:t>the shift-</w:t>
+            </w:r>
+            <w:r>
+              <w:rPr>
+                <w:rFonts w:ascii="Times New Roman" w:hAnsi="Times New Roman" w:cs="Times New Roman"/>
+                <w:lang w:val="en-US"/>
+              </w:rPr>
+              <w:t>swap</w:t>
+            </w:r>
+            <w:r>
+              <w:rPr>
+                <w:rFonts w:ascii="Times New Roman" w:hAnsi="Times New Roman" w:cs="Times New Roman"/>
+                <w:lang w:val="en-US"/>
+              </w:rPr>
+              <w:t xml:space="preserve"> request</w:t>
             </w:r>
           </w:p>
         </w:tc>
@@ -288,7 +386,49 @@
                 <w:rFonts w:ascii="Times New Roman" w:hAnsi="Times New Roman" w:cs="Times New Roman"/>
                 <w:lang w:val="en-US"/>
               </w:rPr>
-              <w:t>Shift details, accept/decline option, status, confirmation</w:t>
+              <w:t>Both employees’ s</w:t>
+            </w:r>
+            <w:r>
+              <w:rPr>
+                <w:rFonts w:ascii="Times New Roman" w:hAnsi="Times New Roman" w:cs="Times New Roman"/>
+                <w:lang w:val="en-US"/>
+              </w:rPr>
+              <w:t>hift details, accept</w:t>
+            </w:r>
+            <w:r>
+              <w:rPr>
+                <w:rFonts w:ascii="Times New Roman" w:hAnsi="Times New Roman" w:cs="Times New Roman"/>
+                <w:lang w:val="en-US"/>
+              </w:rPr>
+              <w:t xml:space="preserve"> or </w:t>
+            </w:r>
+            <w:r>
+              <w:rPr>
+                <w:rFonts w:ascii="Times New Roman" w:hAnsi="Times New Roman" w:cs="Times New Roman"/>
+                <w:lang w:val="en-US"/>
+              </w:rPr>
+              <w:t>decline option</w:t>
+            </w:r>
+            <w:r>
+              <w:rPr>
+                <w:rFonts w:ascii="Times New Roman" w:hAnsi="Times New Roman" w:cs="Times New Roman"/>
+                <w:lang w:val="en-US"/>
+              </w:rPr>
+              <w:t>s</w:t>
+            </w:r>
+            <w:r>
+              <w:rPr>
+                <w:rFonts w:ascii="Times New Roman" w:hAnsi="Times New Roman" w:cs="Times New Roman"/>
+                <w:lang w:val="en-US"/>
+              </w:rPr>
+              <w:t xml:space="preserve">, </w:t>
+            </w:r>
+            <w:r>
+              <w:rPr>
+                <w:rFonts w:ascii="Times New Roman" w:hAnsi="Times New Roman" w:cs="Times New Roman"/>
+                <w:lang w:val="en-US"/>
+              </w:rPr>
+              <w:t>confirmation, and current request status</w:t>
             </w:r>
           </w:p>
         </w:tc>
@@ -335,14 +475,42 @@
                 <w:rFonts w:ascii="Times New Roman" w:hAnsi="Times New Roman" w:cs="Times New Roman"/>
                 <w:lang w:val="en-US"/>
               </w:rPr>
-              <w:t xml:space="preserve">Approves / rejects </w:t>
-            </w:r>
-            <w:r>
-              <w:rPr>
-                <w:rFonts w:ascii="Times New Roman" w:hAnsi="Times New Roman" w:cs="Times New Roman"/>
-                <w:lang w:val="en-US"/>
-              </w:rPr>
-              <w:t xml:space="preserve">swap </w:t>
+              <w:t>Reviews and a</w:t>
+            </w:r>
+            <w:r>
+              <w:rPr>
+                <w:rFonts w:ascii="Times New Roman" w:hAnsi="Times New Roman" w:cs="Times New Roman"/>
+                <w:lang w:val="en-US"/>
+              </w:rPr>
+              <w:t>pproves</w:t>
+            </w:r>
+            <w:r>
+              <w:rPr>
+                <w:rFonts w:ascii="Times New Roman" w:hAnsi="Times New Roman" w:cs="Times New Roman"/>
+                <w:lang w:val="en-US"/>
+              </w:rPr>
+              <w:t xml:space="preserve"> or </w:t>
+            </w:r>
+            <w:r>
+              <w:rPr>
+                <w:rFonts w:ascii="Times New Roman" w:hAnsi="Times New Roman" w:cs="Times New Roman"/>
+                <w:lang w:val="en-US"/>
+              </w:rPr>
+              <w:t xml:space="preserve">rejects </w:t>
+            </w:r>
+            <w:r>
+              <w:rPr>
+                <w:rFonts w:ascii="Times New Roman" w:hAnsi="Times New Roman" w:cs="Times New Roman"/>
+                <w:lang w:val="en-US"/>
+              </w:rPr>
+              <w:t>the shift-swap request</w:t>
+            </w:r>
+            <w:r>
+              <w:rPr>
+                <w:rFonts w:ascii="Times New Roman" w:hAnsi="Times New Roman" w:cs="Times New Roman"/>
+                <w:lang w:val="en-US"/>
+              </w:rPr>
+              <w:t xml:space="preserve"> </w:t>
             </w:r>
           </w:p>
         </w:tc>
@@ -363,28 +531,112 @@
                 <w:rFonts w:ascii="Times New Roman" w:hAnsi="Times New Roman" w:cs="Times New Roman"/>
                 <w:lang w:val="en-US"/>
               </w:rPr>
-              <w:t xml:space="preserve">Swap details, </w:t>
-            </w:r>
-            <w:r>
-              <w:rPr>
-                <w:rFonts w:ascii="Times New Roman" w:hAnsi="Times New Roman" w:cs="Times New Roman"/>
-                <w:lang w:val="en-US"/>
-              </w:rPr>
-              <w:t>employees’</w:t>
-            </w:r>
-            <w:r>
-              <w:rPr>
-                <w:rFonts w:ascii="Times New Roman" w:hAnsi="Times New Roman" w:cs="Times New Roman"/>
-                <w:lang w:val="en-US"/>
-              </w:rPr>
-              <w:t xml:space="preserve"> roles, overtime, </w:t>
-            </w:r>
-            <w:r>
-              <w:rPr>
-                <w:rFonts w:ascii="Times New Roman" w:hAnsi="Times New Roman" w:cs="Times New Roman"/>
-                <w:lang w:val="en-US"/>
-              </w:rPr>
-              <w:t>history, approve/reject option</w:t>
+              <w:t>Shift</w:t>
+            </w:r>
+            <w:r>
+              <w:rPr>
+                <w:rFonts w:ascii="Times New Roman" w:hAnsi="Times New Roman" w:cs="Times New Roman"/>
+                <w:lang w:val="en-US"/>
+              </w:rPr>
+              <w:t xml:space="preserve"> details, </w:t>
+            </w:r>
+            <w:r>
+              <w:rPr>
+                <w:rFonts w:ascii="Times New Roman" w:hAnsi="Times New Roman" w:cs="Times New Roman"/>
+                <w:lang w:val="en-US"/>
+              </w:rPr>
+              <w:t>employee</w:t>
+            </w:r>
+            <w:r>
+              <w:rPr>
+                <w:rFonts w:ascii="Times New Roman" w:hAnsi="Times New Roman" w:cs="Times New Roman"/>
+                <w:lang w:val="en-US"/>
+              </w:rPr>
+              <w:t xml:space="preserve"> qualification</w:t>
+            </w:r>
+            <w:r>
+              <w:rPr>
+                <w:rFonts w:ascii="Times New Roman" w:hAnsi="Times New Roman" w:cs="Times New Roman"/>
+                <w:lang w:val="en-US"/>
+              </w:rPr>
+              <w:t xml:space="preserve">, </w:t>
+            </w:r>
+            <w:r>
+              <w:rPr>
+                <w:rFonts w:ascii="Times New Roman" w:hAnsi="Times New Roman" w:cs="Times New Roman"/>
+                <w:lang w:val="en-US"/>
+              </w:rPr>
+              <w:t>scheduling-conflict</w:t>
+            </w:r>
+            <w:r>
+              <w:rPr>
+                <w:rFonts w:ascii="Times New Roman" w:hAnsi="Times New Roman" w:cs="Times New Roman"/>
+                <w:lang w:val="en-US"/>
+              </w:rPr>
+              <w:t xml:space="preserve">, </w:t>
+            </w:r>
+            <w:r>
+              <w:rPr>
+                <w:rFonts w:ascii="Times New Roman" w:hAnsi="Times New Roman" w:cs="Times New Roman"/>
+                <w:lang w:val="en-US"/>
+              </w:rPr>
+              <w:t xml:space="preserve">request </w:t>
+            </w:r>
+            <w:r>
+              <w:rPr>
+                <w:rFonts w:ascii="Times New Roman" w:hAnsi="Times New Roman" w:cs="Times New Roman"/>
+                <w:lang w:val="en-US"/>
+              </w:rPr>
+              <w:t xml:space="preserve">history, </w:t>
+            </w:r>
+            <w:r>
+              <w:rPr>
+                <w:rFonts w:ascii="Times New Roman" w:hAnsi="Times New Roman" w:cs="Times New Roman"/>
+                <w:lang w:val="en-US"/>
+              </w:rPr>
+              <w:t xml:space="preserve">and </w:t>
+            </w:r>
+            <w:r>
+              <w:rPr>
+                <w:rFonts w:ascii="Times New Roman" w:hAnsi="Times New Roman" w:cs="Times New Roman"/>
+                <w:lang w:val="en-US"/>
+              </w:rPr>
+              <w:t>approv</w:t>
+            </w:r>
+            <w:r>
+              <w:rPr>
+                <w:rFonts w:ascii="Times New Roman" w:hAnsi="Times New Roman" w:cs="Times New Roman"/>
+                <w:lang w:val="en-US"/>
+              </w:rPr>
+              <w:t xml:space="preserve">al or </w:t>
+            </w:r>
+            <w:r>
+              <w:rPr>
+                <w:rFonts w:ascii="Times New Roman" w:hAnsi="Times New Roman" w:cs="Times New Roman"/>
+                <w:lang w:val="en-US"/>
+              </w:rPr>
+              <w:t>reject</w:t>
+            </w:r>
+            <w:r>
+              <w:rPr>
+                <w:rFonts w:ascii="Times New Roman" w:hAnsi="Times New Roman" w:cs="Times New Roman"/>
+                <w:lang w:val="en-US"/>
+              </w:rPr>
+              <w:t>ion</w:t>
+            </w:r>
+            <w:r>
+              <w:rPr>
+                <w:rFonts w:ascii="Times New Roman" w:hAnsi="Times New Roman" w:cs="Times New Roman"/>
+                <w:lang w:val="en-US"/>
+              </w:rPr>
+              <w:t xml:space="preserve"> option</w:t>
+            </w:r>
+            <w:r>
+              <w:rPr>
+                <w:rFonts w:ascii="Times New Roman" w:hAnsi="Times New Roman" w:cs="Times New Roman"/>
+                <w:lang w:val="en-US"/>
+              </w:rPr>
+              <w:t>s</w:t>
             </w:r>
           </w:p>
         </w:tc>
